--- a/Electrotechnics and Electrical Machines/Voltage_source_theorem_AntohiAndiIonel_2111C L6.docx
+++ b/Electrotechnics and Electrical Machines/Voltage_source_theorem_AntohiAndiIonel_2111C L6.docx
@@ -1,20 +1,14 @@
 
 <file path=word/document.xml><?xml version="1.0" encoding="utf-8"?>
 <w:document xmlns:wpc="http://schemas.microsoft.com/office/word/2010/wordprocessingCanvas" xmlns:cx="http://schemas.microsoft.com/office/drawing/2014/chartex" xmlns:cx1="http://schemas.microsoft.com/office/drawing/2015/9/8/chartex" xmlns:cx2="http://schemas.microsoft.com/office/drawing/2015/10/21/chartex" xmlns:cx3="http://schemas.microsoft.com/office/drawing/2016/5/9/chartex" xmlns:cx4="http://schemas.microsoft.com/office/drawing/2016/5/10/chartex" xmlns:cx5="http://schemas.microsoft.com/office/drawing/2016/5/11/chartex" xmlns:cx6="http://schemas.microsoft.com/office/drawing/2016/5/12/chartex" xmlns:cx7="http://schemas.microsoft.com/office/drawing/2016/5/13/chartex" xmlns:cx8="http://schemas.microsoft.com/office/drawing/2016/5/14/chartex" xmlns:mc="http://schemas.openxmlformats.org/markup-compatibility/2006" xmlns:aink="http://schemas.microsoft.com/office/drawing/2016/ink" xmlns:am3d="http://schemas.microsoft.com/office/drawing/2017/model3d" xmlns:o="urn:schemas-microsoft-com:office:office" xmlns:oel="http://schemas.microsoft.com/office/2019/extlst" xmlns:r="http://schemas.openxmlformats.org/officeDocument/2006/relationships" xmlns:m="http://schemas.openxmlformats.org/officeDocument/2006/math" xmlns:v="urn:schemas-microsoft-com:vml" xmlns:wp14="http://schemas.microsoft.com/office/word/2010/wordprocessingDrawing" xmlns:wp="http://schemas.openxmlformats.org/drawingml/2006/wordprocessingDrawing" xmlns:w10="urn:schemas-microsoft-com:office:word" xmlns:w="http://schemas.openxmlformats.org/wordprocessingml/2006/main" xmlns:w14="http://schemas.microsoft.com/office/word/2010/wordml" xmlns:w15="http://schemas.microsoft.com/office/word/2012/wordml" xmlns:w16cex="http://schemas.microsoft.com/office/word/2018/wordml/cex" xmlns:w16cid="http://schemas.microsoft.com/office/word/2016/wordml/cid" xmlns:w16="http://schemas.microsoft.com/office/word/2018/wordml" xmlns:w16du="http://schemas.microsoft.com/office/word/2023/wordml/word16du" xmlns:w16sdtdh="http://schemas.microsoft.com/office/word/2020/wordml/sdtdatahash" xmlns:w16sdtfl="http://schemas.microsoft.com/office/word/2024/wordml/sdtformatlock" xmlns:w16se="http://schemas.microsoft.com/office/word/2015/wordml/symex" xmlns:wpg="http://schemas.microsoft.com/office/word/2010/wordprocessingGroup" xmlns:wpi="http://schemas.microsoft.com/office/word/2010/wordprocessingInk" xmlns:wne="http://schemas.microsoft.com/office/word/2006/wordml" xmlns:wps="http://schemas.microsoft.com/office/word/2010/wordprocessingShape" mc:Ignorable="w14 w15 w16se w16cid w16 w16cex w16sdtdh w16sdtfl w16du wp14">
-  <w:background w:color="FF0000">
-    <v:background id="_x0000_s1025" o:bwmode="white" fillcolor="red" o:targetscreensize="1024,768">
-      <v:fill color2="black" focus="100%" type="gradientRadial">
-        <o:fill v:ext="view" type="gradientCenter"/>
-      </v:fill>
-    </v:background>
-  </w:background>
+  <w:background w:color="CFCDCD" w:themeColor="background2" w:themeShade="E5"/>
   <w:body>
     <w:p>
       <w:pPr>
         <w:jc w:val="center"/>
         <w:rPr>
           <w:rFonts w:ascii="Times New Roman" w:hAnsi="Times New Roman" w:cs="Times New Roman"/>
-          <w:color w:val="FFFFFF" w:themeColor="background1"/>
+          <w:color w:val="000000" w:themeColor="text1"/>
           <w:sz w:val="40"/>
           <w:szCs w:val="40"/>
         </w:rPr>
@@ -22,7 +16,7 @@
       <w:r>
         <w:rPr>
           <w:rFonts w:ascii="Times New Roman" w:hAnsi="Times New Roman" w:cs="Times New Roman"/>
-          <w:color w:val="FFFFFF" w:themeColor="background1"/>
+          <w:color w:val="000000" w:themeColor="text1"/>
           <w:sz w:val="40"/>
           <w:szCs w:val="40"/>
         </w:rPr>
@@ -34,7 +28,7 @@
         <w:jc w:val="center"/>
         <w:rPr>
           <w:rFonts w:ascii="Times New Roman" w:hAnsi="Times New Roman" w:cs="Times New Roman"/>
-          <w:color w:val="FFFFFF" w:themeColor="background1"/>
+          <w:color w:val="000000" w:themeColor="text1"/>
           <w:sz w:val="32"/>
           <w:szCs w:val="32"/>
         </w:rPr>
@@ -42,43 +36,25 @@
       <w:r>
         <w:rPr>
           <w:rFonts w:ascii="Times New Roman" w:hAnsi="Times New Roman" w:cs="Times New Roman"/>
-          <w:color w:val="FFFFFF" w:themeColor="background1"/>
+          <w:color w:val="000000" w:themeColor="text1"/>
           <w:sz w:val="32"/>
           <w:szCs w:val="32"/>
         </w:rPr>
-        <w:t xml:space="preserve">Laboratory </w:t>
-      </w:r>
-      <w:r>
-        <w:rPr>
-          <w:rFonts w:ascii="Times New Roman" w:hAnsi="Times New Roman" w:cs="Times New Roman"/>
-          <w:color w:val="FFFFFF" w:themeColor="background1"/>
+        <w:t>Laboratory 6 of Electrotechnics and Electric</w:t>
+      </w:r>
+      <w:r>
+        <w:rPr>
+          <w:rFonts w:ascii="Times New Roman" w:hAnsi="Times New Roman" w:cs="Times New Roman"/>
+          <w:color w:val="000000" w:themeColor="text1"/>
           <w:sz w:val="32"/>
           <w:szCs w:val="32"/>
         </w:rPr>
-        <w:t>6</w:t>
-      </w:r>
-      <w:r>
-        <w:rPr>
-          <w:rFonts w:ascii="Times New Roman" w:hAnsi="Times New Roman" w:cs="Times New Roman"/>
-          <w:color w:val="FFFFFF" w:themeColor="background1"/>
-          <w:sz w:val="32"/>
-          <w:szCs w:val="32"/>
-        </w:rPr>
-        <w:t xml:space="preserve"> of Electrotechnics and Electric</w:t>
-      </w:r>
-      <w:r>
-        <w:rPr>
-          <w:rFonts w:ascii="Times New Roman" w:hAnsi="Times New Roman" w:cs="Times New Roman"/>
-          <w:color w:val="FFFFFF" w:themeColor="background1"/>
-          <w:sz w:val="32"/>
-          <w:szCs w:val="32"/>
-        </w:rPr>
         <w:t>al</w:t>
       </w:r>
       <w:r>
         <w:rPr>
           <w:rFonts w:ascii="Times New Roman" w:hAnsi="Times New Roman" w:cs="Times New Roman"/>
-          <w:color w:val="FFFFFF" w:themeColor="background1"/>
+          <w:color w:val="000000" w:themeColor="text1"/>
           <w:sz w:val="32"/>
           <w:szCs w:val="32"/>
         </w:rPr>
@@ -90,7 +66,7 @@
         <w:jc w:val="center"/>
         <w:rPr>
           <w:rFonts w:ascii="Times New Roman" w:hAnsi="Times New Roman" w:cs="Times New Roman"/>
-          <w:color w:val="FFFFFF" w:themeColor="background1"/>
+          <w:color w:val="000000" w:themeColor="text1"/>
           <w:sz w:val="32"/>
           <w:szCs w:val="32"/>
         </w:rPr>
@@ -99,13 +75,16 @@
     <w:p>
       <w:pPr>
         <w:jc w:val="center"/>
+        <w:rPr>
+          <w:color w:val="000000" w:themeColor="text1"/>
+        </w:rPr>
       </w:pPr>
     </w:p>
     <w:p>
       <w:pPr>
         <w:rPr>
           <w:rFonts w:ascii="Times New Roman" w:hAnsi="Times New Roman" w:cs="Times New Roman"/>
-          <w:color w:val="FFFFFF" w:themeColor="background1"/>
+          <w:color w:val="000000" w:themeColor="text1"/>
           <w:sz w:val="30"/>
           <w:szCs w:val="30"/>
         </w:rPr>
@@ -113,7 +92,7 @@
       <w:r>
         <w:rPr>
           <w:rFonts w:ascii="Times New Roman" w:hAnsi="Times New Roman" w:cs="Times New Roman"/>
-          <w:color w:val="FFFFFF" w:themeColor="background1"/>
+          <w:color w:val="000000" w:themeColor="text1"/>
           <w:sz w:val="30"/>
           <w:szCs w:val="30"/>
         </w:rPr>
@@ -122,7 +101,7 @@
       <w:r>
         <w:rPr>
           <w:rFonts w:ascii="Times New Roman" w:hAnsi="Times New Roman" w:cs="Times New Roman"/>
-          <w:color w:val="FFFFFF" w:themeColor="background1"/>
+          <w:color w:val="000000" w:themeColor="text1"/>
           <w:sz w:val="30"/>
           <w:szCs w:val="30"/>
         </w:rPr>
@@ -2486,7 +2465,7 @@
       <w:pPr>
         <w:rPr>
           <w:rFonts w:ascii="Times New Roman" w:hAnsi="Times New Roman" w:cs="Times New Roman"/>
-          <w:color w:val="FFFFFF" w:themeColor="background1"/>
+          <w:color w:val="000000" w:themeColor="text1"/>
           <w:sz w:val="30"/>
           <w:szCs w:val="30"/>
         </w:rPr>
@@ -2494,7 +2473,7 @@
       <w:r>
         <w:rPr>
           <w:rFonts w:ascii="Times New Roman" w:hAnsi="Times New Roman" w:cs="Times New Roman"/>
-          <w:color w:val="FFFFFF" w:themeColor="background1"/>
+          <w:color w:val="000000" w:themeColor="text1"/>
           <w:sz w:val="30"/>
           <w:szCs w:val="30"/>
         </w:rPr>
@@ -2503,7 +2482,7 @@
       <w:r>
         <w:rPr>
           <w:rFonts w:ascii="Times New Roman" w:hAnsi="Times New Roman" w:cs="Times New Roman"/>
-          <w:color w:val="FFFFFF" w:themeColor="background1"/>
+          <w:color w:val="000000" w:themeColor="text1"/>
           <w:sz w:val="30"/>
           <w:szCs w:val="30"/>
           <w:vertAlign w:val="subscript"/>
@@ -2513,7 +2492,7 @@
       <w:r>
         <w:rPr>
           <w:rFonts w:ascii="Times New Roman" w:hAnsi="Times New Roman" w:cs="Times New Roman"/>
-          <w:color w:val="FFFFFF" w:themeColor="background1"/>
+          <w:color w:val="000000" w:themeColor="text1"/>
           <w:sz w:val="30"/>
           <w:szCs w:val="30"/>
           <w:vertAlign w:val="superscript"/>
@@ -2523,7 +2502,7 @@
       <w:r>
         <w:rPr>
           <w:rFonts w:ascii="Times New Roman" w:hAnsi="Times New Roman" w:cs="Times New Roman"/>
-          <w:color w:val="FFFFFF" w:themeColor="background1"/>
+          <w:color w:val="000000" w:themeColor="text1"/>
           <w:sz w:val="30"/>
           <w:szCs w:val="30"/>
         </w:rPr>
@@ -2532,7 +2511,7 @@
       <w:r>
         <w:rPr>
           <w:rFonts w:ascii="Times New Roman" w:hAnsi="Times New Roman" w:cs="Times New Roman"/>
-          <w:color w:val="FFFFFF" w:themeColor="background1"/>
+          <w:color w:val="000000" w:themeColor="text1"/>
           <w:sz w:val="30"/>
           <w:szCs w:val="30"/>
           <w:vertAlign w:val="subscript"/>
@@ -2542,7 +2521,7 @@
       <w:r>
         <w:rPr>
           <w:rFonts w:ascii="Times New Roman" w:hAnsi="Times New Roman" w:cs="Times New Roman"/>
-          <w:color w:val="FFFFFF" w:themeColor="background1"/>
+          <w:color w:val="000000" w:themeColor="text1"/>
           <w:sz w:val="30"/>
           <w:szCs w:val="30"/>
         </w:rPr>
@@ -2551,7 +2530,7 @@
       <w:r>
         <w:rPr>
           <w:rFonts w:ascii="Times New Roman" w:hAnsi="Times New Roman" w:cs="Times New Roman"/>
-          <w:color w:val="FFFFFF" w:themeColor="background1"/>
+          <w:color w:val="000000" w:themeColor="text1"/>
           <w:sz w:val="30"/>
           <w:szCs w:val="30"/>
           <w:vertAlign w:val="subscript"/>
@@ -2561,7 +2540,7 @@
       <w:r>
         <w:rPr>
           <w:rFonts w:ascii="Times New Roman" w:hAnsi="Times New Roman" w:cs="Times New Roman"/>
-          <w:color w:val="FFFFFF" w:themeColor="background1"/>
+          <w:color w:val="000000" w:themeColor="text1"/>
           <w:sz w:val="30"/>
           <w:szCs w:val="30"/>
         </w:rPr>
@@ -2570,7 +2549,7 @@
       <w:r>
         <w:rPr>
           <w:rFonts w:ascii="Times New Roman" w:hAnsi="Times New Roman" w:cs="Times New Roman"/>
-          <w:color w:val="FFFFFF" w:themeColor="background1"/>
+          <w:color w:val="000000" w:themeColor="text1"/>
           <w:sz w:val="30"/>
           <w:szCs w:val="30"/>
         </w:rPr>
@@ -2579,7 +2558,7 @@
       <w:r>
         <w:rPr>
           <w:rFonts w:ascii="Times New Roman" w:hAnsi="Times New Roman" w:cs="Times New Roman"/>
-          <w:color w:val="FFFFFF" w:themeColor="background1"/>
+          <w:color w:val="000000" w:themeColor="text1"/>
           <w:sz w:val="30"/>
           <w:szCs w:val="30"/>
         </w:rPr>
@@ -2588,7 +2567,109 @@
       <w:r>
         <w:rPr>
           <w:rFonts w:ascii="Times New Roman" w:hAnsi="Times New Roman" w:cs="Times New Roman"/>
-          <w:color w:val="FFFFFF" w:themeColor="background1"/>
+          <w:color w:val="000000" w:themeColor="text1"/>
+          <w:sz w:val="30"/>
+          <w:szCs w:val="30"/>
+        </w:rPr>
+        <w:t>; U</w:t>
+      </w:r>
+      <w:r>
+        <w:rPr>
+          <w:rFonts w:ascii="Times New Roman" w:hAnsi="Times New Roman" w:cs="Times New Roman"/>
+          <w:color w:val="000000" w:themeColor="text1"/>
+          <w:sz w:val="30"/>
+          <w:szCs w:val="30"/>
+          <w:vertAlign w:val="subscript"/>
+        </w:rPr>
+        <w:t>AB</w:t>
+      </w:r>
+      <w:r>
+        <w:rPr>
+          <w:rFonts w:ascii="Times New Roman" w:hAnsi="Times New Roman" w:cs="Times New Roman"/>
+          <w:color w:val="000000" w:themeColor="text1"/>
+          <w:sz w:val="30"/>
+          <w:szCs w:val="30"/>
+        </w:rPr>
+        <w:t xml:space="preserve"> = I</w:t>
+      </w:r>
+      <w:r>
+        <w:rPr>
+          <w:rFonts w:ascii="Times New Roman" w:hAnsi="Times New Roman" w:cs="Times New Roman"/>
+          <w:color w:val="000000" w:themeColor="text1"/>
+          <w:sz w:val="30"/>
+          <w:szCs w:val="30"/>
+          <w:vertAlign w:val="subscript"/>
+        </w:rPr>
+        <w:t>AB</w:t>
+      </w:r>
+      <w:r>
+        <w:rPr>
+          <w:rFonts w:ascii="Times New Roman" w:hAnsi="Times New Roman" w:cs="Times New Roman"/>
+          <w:color w:val="000000" w:themeColor="text1"/>
+          <w:sz w:val="30"/>
+          <w:szCs w:val="30"/>
+        </w:rPr>
+        <w:t xml:space="preserve"> x R</w:t>
+      </w:r>
+      <w:r>
+        <w:rPr>
+          <w:rFonts w:ascii="Times New Roman" w:hAnsi="Times New Roman" w:cs="Times New Roman"/>
+          <w:color w:val="000000" w:themeColor="text1"/>
+          <w:sz w:val="30"/>
+          <w:szCs w:val="30"/>
+          <w:vertAlign w:val="subscript"/>
+        </w:rPr>
+        <w:t>AB</w:t>
+      </w:r>
+      <w:r>
+        <w:rPr>
+          <w:rFonts w:ascii="Times New Roman" w:hAnsi="Times New Roman" w:cs="Times New Roman"/>
+          <w:color w:val="000000" w:themeColor="text1"/>
+          <w:sz w:val="30"/>
+          <w:szCs w:val="30"/>
+        </w:rPr>
+        <w:t xml:space="preserve"> = </w:t>
+      </w:r>
+      <w:r>
+        <w:rPr>
+          <w:rFonts w:ascii="Times New Roman" w:hAnsi="Times New Roman" w:cs="Times New Roman"/>
+          <w:color w:val="000000" w:themeColor="text1"/>
+          <w:sz w:val="30"/>
+          <w:szCs w:val="30"/>
+        </w:rPr>
+        <w:t>3.333</w:t>
+      </w:r>
+      <w:r>
+        <w:rPr>
+          <w:rFonts w:ascii="Times New Roman" w:hAnsi="Times New Roman" w:cs="Times New Roman"/>
+          <w:color w:val="000000" w:themeColor="text1"/>
+          <w:sz w:val="30"/>
+          <w:szCs w:val="30"/>
+        </w:rPr>
+        <w:t xml:space="preserve"> x 10</w:t>
+      </w:r>
+      <w:r>
+        <w:rPr>
+          <w:rFonts w:ascii="Times New Roman" w:hAnsi="Times New Roman" w:cs="Times New Roman"/>
+          <w:color w:val="000000" w:themeColor="text1"/>
+          <w:sz w:val="30"/>
+          <w:szCs w:val="30"/>
+        </w:rPr>
+        <w:t>^3 x 10^(-3)</w:t>
+      </w:r>
+      <w:r>
+        <w:rPr>
+          <w:rFonts w:ascii="Times New Roman" w:hAnsi="Times New Roman" w:cs="Times New Roman"/>
+          <w:color w:val="000000" w:themeColor="text1"/>
+          <w:sz w:val="30"/>
+          <w:szCs w:val="30"/>
+        </w:rPr>
+        <w:t xml:space="preserve"> = 3.333 V</w:t>
+      </w:r>
+      <w:r>
+        <w:rPr>
+          <w:rFonts w:ascii="Times New Roman" w:hAnsi="Times New Roman" w:cs="Times New Roman"/>
+          <w:color w:val="000000" w:themeColor="text1"/>
           <w:sz w:val="30"/>
           <w:szCs w:val="30"/>
         </w:rPr>
@@ -2597,16 +2678,25 @@
       <w:r>
         <w:rPr>
           <w:rFonts w:ascii="Times New Roman" w:hAnsi="Times New Roman" w:cs="Times New Roman"/>
-          <w:color w:val="FFFFFF" w:themeColor="background1"/>
-          <w:sz w:val="30"/>
-          <w:szCs w:val="30"/>
-        </w:rPr>
-        <w:t>U</w:t>
-      </w:r>
-      <w:r>
-        <w:rPr>
-          <w:rFonts w:ascii="Times New Roman" w:hAnsi="Times New Roman" w:cs="Times New Roman"/>
-          <w:color w:val="FFFFFF" w:themeColor="background1"/>
+          <w:color w:val="000000" w:themeColor="text1"/>
+          <w:sz w:val="30"/>
+          <w:szCs w:val="30"/>
+        </w:rPr>
+        <w:t>1.7 mA in the circuit is an approximation of the current of 1.667 mA</w:t>
+      </w:r>
+      <w:r>
+        <w:rPr>
+          <w:rFonts w:ascii="Times New Roman" w:hAnsi="Times New Roman" w:cs="Times New Roman"/>
+          <w:color w:val="000000" w:themeColor="text1"/>
+          <w:sz w:val="30"/>
+          <w:szCs w:val="30"/>
+        </w:rPr>
+        <w:t>; R</w:t>
+      </w:r>
+      <w:r>
+        <w:rPr>
+          <w:rFonts w:ascii="Times New Roman" w:hAnsi="Times New Roman" w:cs="Times New Roman"/>
+          <w:color w:val="000000" w:themeColor="text1"/>
           <w:sz w:val="30"/>
           <w:szCs w:val="30"/>
           <w:vertAlign w:val="subscript"/>
@@ -2616,7 +2706,63 @@
       <w:r>
         <w:rPr>
           <w:rFonts w:ascii="Times New Roman" w:hAnsi="Times New Roman" w:cs="Times New Roman"/>
-          <w:color w:val="FFFFFF" w:themeColor="background1"/>
+          <w:color w:val="000000" w:themeColor="text1"/>
+          <w:sz w:val="30"/>
+          <w:szCs w:val="30"/>
+        </w:rPr>
+        <w:t xml:space="preserve"> </w:t>
+      </w:r>
+      <w:r>
+        <w:rPr>
+          <w:rFonts w:ascii="Times New Roman" w:hAnsi="Times New Roman" w:cs="Times New Roman"/>
+          <w:color w:val="000000" w:themeColor="text1"/>
+          <w:sz w:val="30"/>
+          <w:szCs w:val="30"/>
+        </w:rPr>
+        <w:t>is given by the only 1000 Ω resistor in branch AB</w:t>
+      </w:r>
+      <w:r>
+        <w:rPr>
+          <w:rFonts w:ascii="Times New Roman" w:hAnsi="Times New Roman" w:cs="Times New Roman"/>
+          <w:color w:val="000000" w:themeColor="text1"/>
+          <w:sz w:val="30"/>
+          <w:szCs w:val="30"/>
+        </w:rPr>
+        <w:t>; I</w:t>
+      </w:r>
+      <w:r>
+        <w:rPr>
+          <w:rFonts w:ascii="Times New Roman" w:hAnsi="Times New Roman" w:cs="Times New Roman"/>
+          <w:color w:val="000000" w:themeColor="text1"/>
+          <w:sz w:val="30"/>
+          <w:szCs w:val="30"/>
+          <w:vertAlign w:val="subscript"/>
+        </w:rPr>
+        <w:t>4</w:t>
+      </w:r>
+      <w:r>
+        <w:rPr>
+          <w:rFonts w:ascii="Times New Roman" w:hAnsi="Times New Roman" w:cs="Times New Roman"/>
+          <w:color w:val="000000" w:themeColor="text1"/>
+          <w:sz w:val="30"/>
+          <w:szCs w:val="30"/>
+        </w:rPr>
+        <w:t>, I</w:t>
+      </w:r>
+      <w:r>
+        <w:rPr>
+          <w:rFonts w:ascii="Times New Roman" w:hAnsi="Times New Roman" w:cs="Times New Roman"/>
+          <w:color w:val="000000" w:themeColor="text1"/>
+          <w:sz w:val="30"/>
+          <w:szCs w:val="30"/>
+          <w:vertAlign w:val="subscript"/>
+        </w:rPr>
+        <w:t>5</w:t>
+      </w:r>
+      <w:r>
+        <w:rPr>
+          <w:rFonts w:ascii="Times New Roman" w:hAnsi="Times New Roman" w:cs="Times New Roman"/>
+          <w:color w:val="000000" w:themeColor="text1"/>
           <w:sz w:val="30"/>
           <w:szCs w:val="30"/>
         </w:rPr>
@@ -2625,7 +2771,7 @@
       <w:r>
         <w:rPr>
           <w:rFonts w:ascii="Times New Roman" w:hAnsi="Times New Roman" w:cs="Times New Roman"/>
-          <w:color w:val="FFFFFF" w:themeColor="background1"/>
+          <w:color w:val="000000" w:themeColor="text1"/>
           <w:sz w:val="30"/>
           <w:szCs w:val="30"/>
           <w:vertAlign w:val="subscript"/>
@@ -2635,108 +2781,16 @@
       <w:r>
         <w:rPr>
           <w:rFonts w:ascii="Times New Roman" w:hAnsi="Times New Roman" w:cs="Times New Roman"/>
-          <w:color w:val="FFFFFF" w:themeColor="background1"/>
-          <w:sz w:val="30"/>
-          <w:szCs w:val="30"/>
-        </w:rPr>
-        <w:t xml:space="preserve"> x R</w:t>
-      </w:r>
-      <w:r>
-        <w:rPr>
-          <w:rFonts w:ascii="Times New Roman" w:hAnsi="Times New Roman" w:cs="Times New Roman"/>
-          <w:color w:val="FFFFFF" w:themeColor="background1"/>
-          <w:sz w:val="30"/>
-          <w:szCs w:val="30"/>
-          <w:vertAlign w:val="subscript"/>
-        </w:rPr>
-        <w:t>AB</w:t>
-      </w:r>
-      <w:r>
-        <w:rPr>
-          <w:rFonts w:ascii="Times New Roman" w:hAnsi="Times New Roman" w:cs="Times New Roman"/>
-          <w:color w:val="FFFFFF" w:themeColor="background1"/>
-          <w:sz w:val="30"/>
-          <w:szCs w:val="30"/>
-        </w:rPr>
-        <w:t xml:space="preserve"> = </w:t>
-      </w:r>
-      <w:r>
-        <w:rPr>
-          <w:rFonts w:ascii="Times New Roman" w:hAnsi="Times New Roman" w:cs="Times New Roman"/>
-          <w:color w:val="FFFFFF" w:themeColor="background1"/>
-          <w:sz w:val="30"/>
-          <w:szCs w:val="30"/>
-        </w:rPr>
-        <w:t>3.333</w:t>
-      </w:r>
-      <w:r>
-        <w:rPr>
-          <w:rFonts w:ascii="Times New Roman" w:hAnsi="Times New Roman" w:cs="Times New Roman"/>
-          <w:color w:val="FFFFFF" w:themeColor="background1"/>
-          <w:sz w:val="30"/>
-          <w:szCs w:val="30"/>
-        </w:rPr>
-        <w:t xml:space="preserve"> x 10</w:t>
-      </w:r>
-      <w:r>
-        <w:rPr>
-          <w:rFonts w:ascii="Times New Roman" w:hAnsi="Times New Roman" w:cs="Times New Roman"/>
-          <w:color w:val="FFFFFF" w:themeColor="background1"/>
-          <w:sz w:val="30"/>
-          <w:szCs w:val="30"/>
-        </w:rPr>
-        <w:t>^3 x 10^(-3)</w:t>
-      </w:r>
-      <w:r>
-        <w:rPr>
-          <w:rFonts w:ascii="Times New Roman" w:hAnsi="Times New Roman" w:cs="Times New Roman"/>
-          <w:color w:val="FFFFFF" w:themeColor="background1"/>
-          <w:sz w:val="30"/>
-          <w:szCs w:val="30"/>
-        </w:rPr>
-        <w:t xml:space="preserve"> = 3.333 V</w:t>
-      </w:r>
-      <w:r>
-        <w:rPr>
-          <w:rFonts w:ascii="Times New Roman" w:hAnsi="Times New Roman" w:cs="Times New Roman"/>
-          <w:color w:val="FFFFFF" w:themeColor="background1"/>
-          <w:sz w:val="30"/>
-          <w:szCs w:val="30"/>
-        </w:rPr>
-        <w:t xml:space="preserve">; </w:t>
-      </w:r>
-      <w:r>
-        <w:rPr>
-          <w:rFonts w:ascii="Times New Roman" w:hAnsi="Times New Roman" w:cs="Times New Roman"/>
-          <w:color w:val="FFFFFF" w:themeColor="background1"/>
-          <w:sz w:val="30"/>
-          <w:szCs w:val="30"/>
-        </w:rPr>
-        <w:t>1.7 mA in the circuit is an approximation of the current of 1.667 mA</w:t>
-      </w:r>
-      <w:r>
-        <w:rPr>
-          <w:rFonts w:ascii="Times New Roman" w:hAnsi="Times New Roman" w:cs="Times New Roman"/>
-          <w:color w:val="FFFFFF" w:themeColor="background1"/>
-          <w:sz w:val="30"/>
-          <w:szCs w:val="30"/>
-        </w:rPr>
-        <w:t>; R</w:t>
-      </w:r>
-      <w:r>
-        <w:rPr>
-          <w:rFonts w:ascii="Times New Roman" w:hAnsi="Times New Roman" w:cs="Times New Roman"/>
-          <w:color w:val="FFFFFF" w:themeColor="background1"/>
-          <w:sz w:val="30"/>
-          <w:szCs w:val="30"/>
-          <w:vertAlign w:val="subscript"/>
-        </w:rPr>
-        <w:t>AB</w:t>
-      </w:r>
-      <w:r>
-        <w:rPr>
-          <w:rFonts w:ascii="Times New Roman" w:hAnsi="Times New Roman" w:cs="Times New Roman"/>
-          <w:color w:val="FFFFFF" w:themeColor="background1"/>
+          <w:color w:val="000000" w:themeColor="text1"/>
+          <w:sz w:val="30"/>
+          <w:szCs w:val="30"/>
+        </w:rPr>
+        <w:t>/2 = 1.667 = 1.7 mA</w:t>
+      </w:r>
+      <w:r>
+        <w:rPr>
+          <w:rFonts w:ascii="Times New Roman" w:hAnsi="Times New Roman" w:cs="Times New Roman"/>
+          <w:color w:val="000000" w:themeColor="text1"/>
           <w:sz w:val="30"/>
           <w:szCs w:val="30"/>
         </w:rPr>
@@ -2745,91 +2799,7 @@
       <w:r>
         <w:rPr>
           <w:rFonts w:ascii="Times New Roman" w:hAnsi="Times New Roman" w:cs="Times New Roman"/>
-          <w:color w:val="FFFFFF" w:themeColor="background1"/>
-          <w:sz w:val="30"/>
-          <w:szCs w:val="30"/>
-        </w:rPr>
-        <w:t>is given by the only 1000 Ω resistor in branch AB</w:t>
-      </w:r>
-      <w:r>
-        <w:rPr>
-          <w:rFonts w:ascii="Times New Roman" w:hAnsi="Times New Roman" w:cs="Times New Roman"/>
-          <w:color w:val="FFFFFF" w:themeColor="background1"/>
-          <w:sz w:val="30"/>
-          <w:szCs w:val="30"/>
-        </w:rPr>
-        <w:t>; I</w:t>
-      </w:r>
-      <w:r>
-        <w:rPr>
-          <w:rFonts w:ascii="Times New Roman" w:hAnsi="Times New Roman" w:cs="Times New Roman"/>
-          <w:color w:val="FFFFFF" w:themeColor="background1"/>
-          <w:sz w:val="30"/>
-          <w:szCs w:val="30"/>
-          <w:vertAlign w:val="subscript"/>
-        </w:rPr>
-        <w:t>4</w:t>
-      </w:r>
-      <w:r>
-        <w:rPr>
-          <w:rFonts w:ascii="Times New Roman" w:hAnsi="Times New Roman" w:cs="Times New Roman"/>
-          <w:color w:val="FFFFFF" w:themeColor="background1"/>
-          <w:sz w:val="30"/>
-          <w:szCs w:val="30"/>
-        </w:rPr>
-        <w:t>, I</w:t>
-      </w:r>
-      <w:r>
-        <w:rPr>
-          <w:rFonts w:ascii="Times New Roman" w:hAnsi="Times New Roman" w:cs="Times New Roman"/>
-          <w:color w:val="FFFFFF" w:themeColor="background1"/>
-          <w:sz w:val="30"/>
-          <w:szCs w:val="30"/>
-          <w:vertAlign w:val="subscript"/>
-        </w:rPr>
-        <w:t>5</w:t>
-      </w:r>
-      <w:r>
-        <w:rPr>
-          <w:rFonts w:ascii="Times New Roman" w:hAnsi="Times New Roman" w:cs="Times New Roman"/>
-          <w:color w:val="FFFFFF" w:themeColor="background1"/>
-          <w:sz w:val="30"/>
-          <w:szCs w:val="30"/>
-        </w:rPr>
-        <w:t xml:space="preserve"> = I</w:t>
-      </w:r>
-      <w:r>
-        <w:rPr>
-          <w:rFonts w:ascii="Times New Roman" w:hAnsi="Times New Roman" w:cs="Times New Roman"/>
-          <w:color w:val="FFFFFF" w:themeColor="background1"/>
-          <w:sz w:val="30"/>
-          <w:szCs w:val="30"/>
-          <w:vertAlign w:val="subscript"/>
-        </w:rPr>
-        <w:t>AB</w:t>
-      </w:r>
-      <w:r>
-        <w:rPr>
-          <w:rFonts w:ascii="Times New Roman" w:hAnsi="Times New Roman" w:cs="Times New Roman"/>
-          <w:color w:val="FFFFFF" w:themeColor="background1"/>
-          <w:sz w:val="30"/>
-          <w:szCs w:val="30"/>
-        </w:rPr>
-        <w:t>/2 = 1.667 = 1.7 mA</w:t>
-      </w:r>
-      <w:r>
-        <w:rPr>
-          <w:rFonts w:ascii="Times New Roman" w:hAnsi="Times New Roman" w:cs="Times New Roman"/>
-          <w:color w:val="FFFFFF" w:themeColor="background1"/>
-          <w:sz w:val="30"/>
-          <w:szCs w:val="30"/>
-        </w:rPr>
-        <w:t xml:space="preserve"> </w:t>
-      </w:r>
-      <w:r>
-        <w:rPr>
-          <w:rFonts w:ascii="Times New Roman" w:hAnsi="Times New Roman" w:cs="Times New Roman"/>
-          <w:color w:val="FFFFFF" w:themeColor="background1"/>
+          <w:color w:val="000000" w:themeColor="text1"/>
           <w:sz w:val="30"/>
           <w:szCs w:val="30"/>
         </w:rPr>
